--- a/applications/auda-srh/documents/auda-srh_word.docx
+++ b/applications/auda-srh/documents/auda-srh_word.docx
@@ -4,7 +4,7 @@
   <w:body>
     <w:p>
       <w:pPr>
-        <w:spacing w:after="80" w:before="0" w:line="288" w:lineRule="auto"/>
+        <w:spacing w:after="80" w:line="293" w:lineRule="auto"/>
         <w:jc w:val="center"/>
       </w:pPr>
       <w:r>
@@ -20,23 +20,7 @@
     </w:p>
     <w:p>
       <w:pPr>
-        <w:spacing w:after="240" w:before="0" w:line="288" w:lineRule="auto"/>
-        <w:jc w:val="center"/>
-      </w:pPr>
-      <w:r>
-        <w:rPr>
-          <w:rFonts w:ascii="Calibri" w:hAnsi="Calibri" w:eastAsia="Calibri"/>
-          <w:b w:val="0"/>
-          <w:i w:val="0"/>
-          <w:color w:val="3A4A54"/>
-          <w:sz w:val="22"/>
-        </w:rPr>
-        <w:t>Win-Win Application Pack</w:t>
-      </w:r>
-    </w:p>
-    <w:p>
-      <w:pPr>
-        <w:spacing w:after="80" w:before="0" w:line="288" w:lineRule="auto"/>
+        <w:spacing w:after="80" w:line="293" w:lineRule="auto"/>
         <w:jc w:val="center"/>
       </w:pPr>
       <w:r>
@@ -47,12 +31,12 @@
           <w:color w:val="0A1F2E"/>
           <w:sz w:val="44"/>
         </w:rPr>
-        <w:t>Youth SRH Ambassadors for Community Health Intelligence</w:t>
+        <w:t>Ambassador Nomination — Advocacy &amp; Community Mobilisation</w:t>
       </w:r>
     </w:p>
     <w:p>
       <w:pPr>
-        <w:spacing w:after="80" w:before="0" w:line="288" w:lineRule="auto"/>
+        <w:spacing w:after="80" w:line="293" w:lineRule="auto"/>
         <w:jc w:val="center"/>
       </w:pPr>
       <w:r>
@@ -61,14 +45,14 @@
           <w:b/>
           <w:i/>
           <w:color w:val="C45C26"/>
-          <w:sz w:val="24"/>
+          <w:sz w:val="26"/>
         </w:rPr>
-        <w:t>Advocacy and mobilisation powered by FairBanks community reach</w:t>
+        <w:t>FairBanks Community Reach · FCHIP</w:t>
       </w:r>
     </w:p>
     <w:p>
       <w:pPr>
-        <w:spacing w:after="200" w:before="0" w:line="288" w:lineRule="auto"/>
+        <w:spacing w:after="200" w:line="293" w:lineRule="auto"/>
         <w:jc w:val="center"/>
       </w:pPr>
       <w:r>
@@ -84,13 +68,12 @@
     </w:p>
     <w:p>
       <w:pPr>
-        <w:spacing w:before="80" w:after="40"/>
         <w:jc w:val="center"/>
       </w:pPr>
       <w:r>
         <w:drawing>
           <wp:inline xmlns:a="http://schemas.openxmlformats.org/drawingml/2006/main" xmlns:pic="http://schemas.openxmlformats.org/drawingml/2006/picture">
-            <wp:extent cx="5205224" cy="2926079"/>
+            <wp:extent cx="5530551" cy="3108960"/>
             <wp:docPr id="1" name="Picture 1"/>
             <wp:cNvGraphicFramePr>
               <a:graphicFrameLocks noChangeAspect="1"/>
@@ -111,7 +94,7 @@
                   <pic:spPr>
                     <a:xfrm>
                       <a:off x="0" y="0"/>
-                      <a:ext cx="5205224" cy="2926079"/>
+                      <a:ext cx="5530551" cy="3108960"/>
                     </a:xfrm>
                     <a:prstGeom prst="rect"/>
                   </pic:spPr>
@@ -124,7 +107,7 @@
     </w:p>
     <w:p>
       <w:pPr>
-        <w:spacing w:after="200" w:before="40" w:line="288" w:lineRule="auto"/>
+        <w:spacing w:after="200" w:line="293" w:lineRule="auto"/>
         <w:jc w:val="center"/>
       </w:pPr>
       <w:r>
@@ -135,330 +118,28 @@
           <w:color w:val="3A4A54"/>
           <w:sz w:val="18"/>
         </w:rPr>
-        <w:t>FairBanks Community Reach — Health for All — Obulamu eri Bonna · Afya kwa Wote · Oburamu bwa Boona</w:t>
+        <w:t>Bridging grassroots outreach with continental youth SRH leadership</w:t>
       </w:r>
     </w:p>
-    <w:tbl>
-      <w:tblPr>
-        <w:tblW w:type="auto" w:w="0"/>
-        <w:jc w:val="center"/>
-        <w:tblLook w:firstColumn="1" w:firstRow="1" w:lastColumn="0" w:lastRow="0" w:noHBand="0" w:noVBand="1" w:val="04A0"/>
-      </w:tblPr>
-      <w:tblGrid>
-        <w:gridCol w:w="4896"/>
-        <w:gridCol w:w="4896"/>
-      </w:tblGrid>
-      <w:tr>
-        <w:tc>
-          <w:tcPr>
-            <w:tcW w:type="dxa" w:w="2304"/>
-            <w:shd w:fill="0D6E6E"/>
-            <w:tcBorders>
-              <w:top w:val="single" w:sz="8" w:color="0D6E6E"/>
-              <w:left w:val="single" w:sz="8" w:color="0D6E6E"/>
-              <w:bottom w:val="single" w:sz="8" w:color="0D6E6E"/>
-              <w:right w:val="single" w:sz="8" w:color="0D6E6E"/>
-            </w:tcBorders>
-          </w:tcPr>
-          <w:p>
-            <w:r/>
-            <w:r>
-              <w:rPr>
-                <w:rFonts w:ascii="Calibri" w:hAnsi="Calibri" w:eastAsia="Calibri"/>
-                <w:b/>
-                <w:i w:val="0"/>
-                <w:color w:val="FFFFFF"/>
-                <w:sz w:val="20"/>
-              </w:rPr>
-              <w:t>Item</w:t>
-            </w:r>
-          </w:p>
-        </w:tc>
-        <w:tc>
-          <w:tcPr>
-            <w:tcW w:type="dxa" w:w="6912"/>
-            <w:shd w:fill="0D6E6E"/>
-            <w:tcBorders>
-              <w:top w:val="single" w:sz="8" w:color="0D6E6E"/>
-              <w:left w:val="single" w:sz="8" w:color="0D6E6E"/>
-              <w:bottom w:val="single" w:sz="8" w:color="0D6E6E"/>
-              <w:right w:val="single" w:sz="8" w:color="0D6E6E"/>
-            </w:tcBorders>
-          </w:tcPr>
-          <w:p>
-            <w:r/>
-            <w:r>
-              <w:rPr>
-                <w:rFonts w:ascii="Calibri" w:hAnsi="Calibri" w:eastAsia="Calibri"/>
-                <w:b/>
-                <w:i w:val="0"/>
-                <w:color w:val="FFFFFF"/>
-                <w:sz w:val="20"/>
-              </w:rPr>
-              <w:t>Detail</w:t>
-            </w:r>
-          </w:p>
-        </w:tc>
-      </w:tr>
-      <w:tr>
-        <w:tc>
-          <w:tcPr>
-            <w:tcW w:type="dxa" w:w="2304"/>
-            <w:tcBorders>
-              <w:top w:val="single" w:sz="8" w:color="D0DCDC"/>
-              <w:left w:val="single" w:sz="8" w:color="D0DCDC"/>
-              <w:bottom w:val="single" w:sz="8" w:color="D0DCDC"/>
-              <w:right w:val="single" w:sz="8" w:color="D0DCDC"/>
-            </w:tcBorders>
-          </w:tcPr>
-          <w:p>
-            <w:r/>
-            <w:r>
-              <w:rPr>
-                <w:rFonts w:ascii="Calibri" w:hAnsi="Calibri" w:eastAsia="Calibri"/>
-                <w:b w:val="0"/>
-                <w:i w:val="0"/>
-                <w:color w:val="1E2F38"/>
-                <w:sz w:val="20"/>
-              </w:rPr>
-              <w:t>Applicant</w:t>
-            </w:r>
-          </w:p>
-        </w:tc>
-        <w:tc>
-          <w:tcPr>
-            <w:tcW w:type="dxa" w:w="6912"/>
-            <w:tcBorders>
-              <w:top w:val="single" w:sz="8" w:color="D0DCDC"/>
-              <w:left w:val="single" w:sz="8" w:color="D0DCDC"/>
-              <w:bottom w:val="single" w:sz="8" w:color="D0DCDC"/>
-              <w:right w:val="single" w:sz="8" w:color="D0DCDC"/>
-            </w:tcBorders>
-          </w:tcPr>
-          <w:p>
-            <w:r/>
-            <w:r>
-              <w:rPr>
-                <w:rFonts w:ascii="Calibri" w:hAnsi="Calibri" w:eastAsia="Calibri"/>
-                <w:b w:val="0"/>
-                <w:i w:val="0"/>
-                <w:color w:val="1E2F38"/>
-                <w:sz w:val="20"/>
-              </w:rPr>
-              <w:t>Eligible FairBanks youth (18–35) — Uganda · voluntary ambassador role</w:t>
-            </w:r>
-          </w:p>
-        </w:tc>
-      </w:tr>
-      <w:tr>
-        <w:tc>
-          <w:tcPr>
-            <w:tcW w:type="dxa" w:w="2304"/>
-            <w:shd w:fill="F7F5F0"/>
-            <w:tcBorders>
-              <w:top w:val="single" w:sz="8" w:color="D0DCDC"/>
-              <w:left w:val="single" w:sz="8" w:color="D0DCDC"/>
-              <w:bottom w:val="single" w:sz="8" w:color="D0DCDC"/>
-              <w:right w:val="single" w:sz="8" w:color="D0DCDC"/>
-            </w:tcBorders>
-          </w:tcPr>
-          <w:p>
-            <w:r/>
-            <w:r>
-              <w:rPr>
-                <w:rFonts w:ascii="Calibri" w:hAnsi="Calibri" w:eastAsia="Calibri"/>
-                <w:b w:val="0"/>
-                <w:i w:val="0"/>
-                <w:color w:val="1E2F38"/>
-                <w:sz w:val="20"/>
-              </w:rPr>
-              <w:t>Programme</w:t>
-            </w:r>
-          </w:p>
-        </w:tc>
-        <w:tc>
-          <w:tcPr>
-            <w:tcW w:type="dxa" w:w="6912"/>
-            <w:shd w:fill="F7F5F0"/>
-            <w:tcBorders>
-              <w:top w:val="single" w:sz="8" w:color="D0DCDC"/>
-              <w:left w:val="single" w:sz="8" w:color="D0DCDC"/>
-              <w:bottom w:val="single" w:sz="8" w:color="D0DCDC"/>
-              <w:right w:val="single" w:sz="8" w:color="D0DCDC"/>
-            </w:tcBorders>
-          </w:tcPr>
-          <w:p>
-            <w:r/>
-            <w:r>
-              <w:rPr>
-                <w:rFonts w:ascii="Calibri" w:hAnsi="Calibri" w:eastAsia="Calibri"/>
-                <w:b w:val="0"/>
-                <w:i w:val="0"/>
-                <w:color w:val="1E2F38"/>
-                <w:sz w:val="20"/>
-              </w:rPr>
-              <w:t>AUDA-NEPAD Youth SRH Ambassadors Initiative 2026</w:t>
-            </w:r>
-          </w:p>
-        </w:tc>
-      </w:tr>
-      <w:tr>
-        <w:tc>
-          <w:tcPr>
-            <w:tcW w:type="dxa" w:w="2304"/>
-            <w:tcBorders>
-              <w:top w:val="single" w:sz="8" w:color="D0DCDC"/>
-              <w:left w:val="single" w:sz="8" w:color="D0DCDC"/>
-              <w:bottom w:val="single" w:sz="8" w:color="D0DCDC"/>
-              <w:right w:val="single" w:sz="8" w:color="D0DCDC"/>
-            </w:tcBorders>
-          </w:tcPr>
-          <w:p>
-            <w:r/>
-            <w:r>
-              <w:rPr>
-                <w:rFonts w:ascii="Calibri" w:hAnsi="Calibri" w:eastAsia="Calibri"/>
-                <w:b w:val="0"/>
-                <w:i w:val="0"/>
-                <w:color w:val="1E2F38"/>
-                <w:sz w:val="20"/>
-              </w:rPr>
-              <w:t>Deadline</w:t>
-            </w:r>
-          </w:p>
-        </w:tc>
-        <w:tc>
-          <w:tcPr>
-            <w:tcW w:type="dxa" w:w="6912"/>
-            <w:tcBorders>
-              <w:top w:val="single" w:sz="8" w:color="D0DCDC"/>
-              <w:left w:val="single" w:sz="8" w:color="D0DCDC"/>
-              <w:bottom w:val="single" w:sz="8" w:color="D0DCDC"/>
-              <w:right w:val="single" w:sz="8" w:color="D0DCDC"/>
-            </w:tcBorders>
-          </w:tcPr>
-          <w:p>
-            <w:r/>
-            <w:r>
-              <w:rPr>
-                <w:rFonts w:ascii="Calibri" w:hAnsi="Calibri" w:eastAsia="Calibri"/>
-                <w:b w:val="0"/>
-                <w:i w:val="0"/>
-                <w:color w:val="1E2F38"/>
-                <w:sz w:val="20"/>
-              </w:rPr>
-              <w:t>17 July 2026 (closing)</w:t>
-            </w:r>
-          </w:p>
-        </w:tc>
-      </w:tr>
-      <w:tr>
-        <w:tc>
-          <w:tcPr>
-            <w:tcW w:type="dxa" w:w="2304"/>
-            <w:shd w:fill="F7F5F0"/>
-            <w:tcBorders>
-              <w:top w:val="single" w:sz="8" w:color="D0DCDC"/>
-              <w:left w:val="single" w:sz="8" w:color="D0DCDC"/>
-              <w:bottom w:val="single" w:sz="8" w:color="D0DCDC"/>
-              <w:right w:val="single" w:sz="8" w:color="D0DCDC"/>
-            </w:tcBorders>
-          </w:tcPr>
-          <w:p>
-            <w:r/>
-            <w:r>
-              <w:rPr>
-                <w:rFonts w:ascii="Calibri" w:hAnsi="Calibri" w:eastAsia="Calibri"/>
-                <w:b w:val="0"/>
-                <w:i w:val="0"/>
-                <w:color w:val="1E2F38"/>
-                <w:sz w:val="20"/>
-              </w:rPr>
-              <w:t>Geography</w:t>
-            </w:r>
-          </w:p>
-        </w:tc>
-        <w:tc>
-          <w:tcPr>
-            <w:tcW w:type="dxa" w:w="6912"/>
-            <w:shd w:fill="F7F5F0"/>
-            <w:tcBorders>
-              <w:top w:val="single" w:sz="8" w:color="D0DCDC"/>
-              <w:left w:val="single" w:sz="8" w:color="D0DCDC"/>
-              <w:bottom w:val="single" w:sz="8" w:color="D0DCDC"/>
-              <w:right w:val="single" w:sz="8" w:color="D0DCDC"/>
-            </w:tcBorders>
-          </w:tcPr>
-          <w:p>
-            <w:r/>
-            <w:r>
-              <w:rPr>
-                <w:rFonts w:ascii="Calibri" w:hAnsi="Calibri" w:eastAsia="Calibri"/>
-                <w:b w:val="0"/>
-                <w:i w:val="0"/>
-                <w:color w:val="1E2F38"/>
-                <w:sz w:val="20"/>
-              </w:rPr>
-              <w:t>Uganda · African Union youth SRH network</w:t>
-            </w:r>
-          </w:p>
-        </w:tc>
-      </w:tr>
-      <w:tr>
-        <w:tc>
-          <w:tcPr>
-            <w:tcW w:type="dxa" w:w="2304"/>
-            <w:tcBorders>
-              <w:top w:val="single" w:sz="8" w:color="D0DCDC"/>
-              <w:left w:val="single" w:sz="8" w:color="D0DCDC"/>
-              <w:bottom w:val="single" w:sz="8" w:color="D0DCDC"/>
-              <w:right w:val="single" w:sz="8" w:color="D0DCDC"/>
-            </w:tcBorders>
-          </w:tcPr>
-          <w:p>
-            <w:r/>
-            <w:r>
-              <w:rPr>
-                <w:rFonts w:ascii="Calibri" w:hAnsi="Calibri" w:eastAsia="Calibri"/>
-                <w:b w:val="0"/>
-                <w:i w:val="0"/>
-                <w:color w:val="1E2F38"/>
-                <w:sz w:val="20"/>
-              </w:rPr>
-              <w:t>The ask</w:t>
-            </w:r>
-          </w:p>
-        </w:tc>
-        <w:tc>
-          <w:tcPr>
-            <w:tcW w:type="dxa" w:w="6912"/>
-            <w:tcBorders>
-              <w:top w:val="single" w:sz="8" w:color="D0DCDC"/>
-              <w:left w:val="single" w:sz="8" w:color="D0DCDC"/>
-              <w:bottom w:val="single" w:sz="8" w:color="D0DCDC"/>
-              <w:right w:val="single" w:sz="8" w:color="D0DCDC"/>
-            </w:tcBorders>
-          </w:tcPr>
-          <w:p>
-            <w:r/>
-            <w:r>
-              <w:rPr>
-                <w:rFonts w:ascii="Calibri" w:hAnsi="Calibri" w:eastAsia="Calibri"/>
-                <w:b w:val="0"/>
-                <w:i w:val="0"/>
-                <w:color w:val="1E2F38"/>
-                <w:sz w:val="20"/>
-              </w:rPr>
-              <w:t>Appoint FairBanks youth as AUDA-NEPAD Youth SRH Ambassadors.</w:t>
-            </w:r>
-          </w:p>
-        </w:tc>
-      </w:tr>
-    </w:tbl>
-    <w:p/>
     <w:p>
       <w:pPr>
-        <w:spacing w:after="120" w:before="0" w:line="288" w:lineRule="auto"/>
+        <w:spacing w:after="40" w:line="293" w:lineRule="auto"/>
+        <w:jc w:val="center"/>
+      </w:pPr>
+      <w:r>
+        <w:rPr>
+          <w:rFonts w:ascii="Calibri" w:hAnsi="Calibri" w:eastAsia="Calibri"/>
+          <w:b/>
+          <w:i w:val="0"/>
+          <w:color w:val="C45C26"/>
+          <w:sz w:val="20"/>
+        </w:rPr>
+        <w:t>Application deadline: 17 July 2026</w:t>
+      </w:r>
+    </w:p>
+    <w:p>
+      <w:pPr>
+        <w:spacing w:after="280" w:line="293" w:lineRule="auto"/>
         <w:jc w:val="center"/>
       </w:pPr>
       <w:r>
@@ -479,7 +160,7 @@
     </w:p>
     <w:p>
       <w:pPr>
-        <w:spacing w:before="280" w:after="100"/>
+        <w:spacing w:before="280" w:after="120"/>
       </w:pPr>
       <w:r>
         <w:rPr>
@@ -487,14 +168,14 @@
           <w:b/>
           <w:i w:val="0"/>
           <w:color w:val="0A1F2E"/>
-          <w:sz w:val="36"/>
+          <w:sz w:val="40"/>
         </w:rPr>
-        <w:t>1. Executive Summary</w:t>
+        <w:t>1. Nomination statement</w:t>
       </w:r>
     </w:p>
     <w:p>
       <w:pPr>
-        <w:spacing w:after="160" w:before="0" w:line="288" w:lineRule="auto"/>
+        <w:spacing w:after="160" w:line="293" w:lineRule="auto"/>
         <w:jc w:val="left"/>
       </w:pPr>
       <w:r>
@@ -505,44 +186,12 @@
           <w:color w:val="1E2F38"/>
           <w:sz w:val="22"/>
         </w:rPr>
-        <w:t>AUDA-NEPAD is recruiting young Africans as voluntary Sexual and Reproductive Health ambassadors for advocacy, awareness, and community mobilisation.</w:t>
+        <w:t>I am applying to serve as an AUDA-NEPAD Youth SRH Ambassador because sexual and reproductive health is central to Africa’s demographic dividend — and because I already mobilise young people through FairBanks Community Reach in Kampala. Ambassadors should bridge grassroots truth and continental policy; my daily work lives in that bridge.</w:t>
       </w:r>
     </w:p>
     <w:p>
       <w:pPr>
-        <w:spacing w:after="160" w:before="0" w:line="288" w:lineRule="auto"/>
-        <w:jc w:val="left"/>
-      </w:pPr>
-      <w:r>
-        <w:rPr>
-          <w:rFonts w:ascii="Calibri" w:hAnsi="Calibri" w:eastAsia="Calibri"/>
-          <w:b w:val="0"/>
-          <w:i w:val="0"/>
-          <w:color w:val="1E2F38"/>
-          <w:sz w:val="22"/>
-        </w:rPr>
-        <w:t>FairBanks already runs community outreach that touches adolescent and maternal health — so our youth can amplify AU messages with real community channels.</w:t>
-      </w:r>
-    </w:p>
-    <w:p>
-      <w:pPr>
-        <w:spacing w:after="160" w:before="0" w:line="288" w:lineRule="auto"/>
-        <w:jc w:val="left"/>
-      </w:pPr>
-      <w:r>
-        <w:rPr>
-          <w:rFonts w:ascii="Calibri" w:hAnsi="Calibri" w:eastAsia="Calibri"/>
-          <w:b/>
-          <w:i w:val="0"/>
-          <w:color w:val="1E2F38"/>
-          <w:sz w:val="22"/>
-        </w:rPr>
-        <w:t>This is a win-win: ambassadors gain recognition and training; AUDA-NEPAD gains Uganda-based advocates with digital presence and field access.</w:t>
-      </w:r>
-    </w:p>
-    <w:p>
-      <w:pPr>
-        <w:spacing w:before="280" w:after="100"/>
+        <w:spacing w:before="280" w:after="120"/>
       </w:pPr>
       <w:r>
         <w:rPr>
@@ -550,209 +199,19 @@
           <w:b/>
           <w:i w:val="0"/>
           <w:color w:val="0A1F2E"/>
-          <w:sz w:val="36"/>
+          <w:sz w:val="40"/>
         </w:rPr>
-        <w:t>2. Win-Win Value</w:t>
+        <w:t>2. SRH advocacy through FairBanks outreach</w:t>
       </w:r>
     </w:p>
     <w:p>
       <w:pPr>
-        <w:spacing w:after="160" w:before="0" w:line="288" w:lineRule="auto"/>
-        <w:jc w:val="left"/>
-      </w:pPr>
-      <w:r>
-        <w:rPr>
-          <w:rFonts w:ascii="Calibri" w:hAnsi="Calibri" w:eastAsia="Calibri"/>
-          <w:b w:val="0"/>
-          <w:i w:val="0"/>
-          <w:color w:val="1E2F38"/>
-          <w:sz w:val="22"/>
-        </w:rPr>
-        <w:t>This application is designed as a true partnership: FairBanks grows capacity and reach; the programme advances its own mission with a grounded African health-tech partner.</w:t>
-      </w:r>
-    </w:p>
-    <w:p>
-      <w:pPr>
-        <w:spacing w:before="180" w:after="100"/>
-      </w:pPr>
-      <w:r>
-        <w:rPr>
-          <w:rFonts w:ascii="Calibri" w:hAnsi="Calibri" w:eastAsia="Calibri"/>
-          <w:b/>
-          <w:i w:val="0"/>
-          <w:color w:val="0D6E6E"/>
-          <w:sz w:val="26"/>
-        </w:rPr>
-        <w:t>2.1 What FairBanks / FCHIP gains</w:t>
-      </w:r>
-    </w:p>
-    <w:p>
-      <w:pPr>
-        <w:pStyle w:val="ListBullet"/>
-        <w:spacing w:after="60"/>
-      </w:pPr>
-      <w:r>
-        <w:rPr>
-          <w:rFonts w:ascii="Calibri" w:hAnsi="Calibri" w:eastAsia="Calibri"/>
-          <w:b w:val="0"/>
-          <w:i w:val="0"/>
-          <w:color w:val="1E2F38"/>
-          <w:sz w:val="22"/>
-        </w:rPr>
-        <w:t>Continental recognition and mentorship for FairBanks youth</w:t>
-      </w:r>
-    </w:p>
-    <w:p>
-      <w:pPr>
-        <w:pStyle w:val="ListBullet"/>
-        <w:spacing w:after="60"/>
-      </w:pPr>
-      <w:r>
-        <w:rPr>
-          <w:rFonts w:ascii="Calibri" w:hAnsi="Calibri" w:eastAsia="Calibri"/>
-          <w:b w:val="0"/>
-          <w:i w:val="0"/>
-          <w:color w:val="1E2F38"/>
-          <w:sz w:val="22"/>
-        </w:rPr>
-        <w:t>Training that strengthens our adolescent and maternal health messaging</w:t>
-      </w:r>
-    </w:p>
-    <w:p>
-      <w:pPr>
-        <w:pStyle w:val="ListBullet"/>
-        <w:spacing w:after="60"/>
-      </w:pPr>
-      <w:r>
-        <w:rPr>
-          <w:rFonts w:ascii="Calibri" w:hAnsi="Calibri" w:eastAsia="Calibri"/>
-          <w:b w:val="0"/>
-          <w:i w:val="0"/>
-          <w:color w:val="1E2F38"/>
-          <w:sz w:val="22"/>
-        </w:rPr>
-        <w:t>Network access across African Union youth health spaces</w:t>
-      </w:r>
-    </w:p>
-    <w:p>
-      <w:pPr>
-        <w:pStyle w:val="ListBullet"/>
-        <w:spacing w:after="60"/>
-      </w:pPr>
-      <w:r>
-        <w:rPr>
-          <w:rFonts w:ascii="Calibri" w:hAnsi="Calibri" w:eastAsia="Calibri"/>
-          <w:b w:val="0"/>
-          <w:i w:val="0"/>
-          <w:color w:val="1E2F38"/>
-          <w:sz w:val="22"/>
-        </w:rPr>
-        <w:t>Sponsored participation opportunities in selected events</w:t>
-      </w:r>
-    </w:p>
-    <w:p>
-      <w:pPr>
-        <w:spacing w:before="180" w:after="100"/>
-      </w:pPr>
-      <w:r>
-        <w:rPr>
-          <w:rFonts w:ascii="Calibri" w:hAnsi="Calibri" w:eastAsia="Calibri"/>
-          <w:b/>
-          <w:i w:val="0"/>
-          <w:color w:val="0D6E6E"/>
-          <w:sz w:val="26"/>
-        </w:rPr>
-        <w:t>2.2 What the programme / partners gain</w:t>
-      </w:r>
-    </w:p>
-    <w:p>
-      <w:pPr>
-        <w:pStyle w:val="ListBullet"/>
-        <w:spacing w:after="60"/>
-      </w:pPr>
-      <w:r>
-        <w:rPr>
-          <w:rFonts w:ascii="Calibri" w:hAnsi="Calibri" w:eastAsia="Calibri"/>
-          <w:b w:val="0"/>
-          <w:i w:val="0"/>
-          <w:color w:val="1E2F38"/>
-          <w:sz w:val="22"/>
-        </w:rPr>
-        <w:t>Ambassadors embedded in a live community health organisation</w:t>
-      </w:r>
-    </w:p>
-    <w:p>
-      <w:pPr>
-        <w:pStyle w:val="ListBullet"/>
-        <w:spacing w:after="60"/>
-      </w:pPr>
-      <w:r>
-        <w:rPr>
-          <w:rFonts w:ascii="Calibri" w:hAnsi="Calibri" w:eastAsia="Calibri"/>
-          <w:b w:val="0"/>
-          <w:i w:val="0"/>
-          <w:color w:val="1E2F38"/>
-          <w:sz w:val="22"/>
-        </w:rPr>
-        <w:t>Channels to CHWs, schools, and outreach events in Kampala communities</w:t>
-      </w:r>
-    </w:p>
-    <w:p>
-      <w:pPr>
-        <w:pStyle w:val="ListBullet"/>
-        <w:spacing w:after="60"/>
-      </w:pPr>
-      <w:r>
-        <w:rPr>
-          <w:rFonts w:ascii="Calibri" w:hAnsi="Calibri" w:eastAsia="Calibri"/>
-          <w:b w:val="0"/>
-          <w:i w:val="0"/>
-          <w:color w:val="1E2F38"/>
-          <w:sz w:val="22"/>
-        </w:rPr>
-        <w:t>Digital storytelling grounded in real SRH service pathways</w:t>
-      </w:r>
-    </w:p>
-    <w:p>
-      <w:pPr>
-        <w:pStyle w:val="ListBullet"/>
-        <w:spacing w:after="60"/>
-      </w:pPr>
-      <w:r>
-        <w:rPr>
-          <w:rFonts w:ascii="Calibri" w:hAnsi="Calibri" w:eastAsia="Calibri"/>
-          <w:b w:val="0"/>
-          <w:i w:val="0"/>
-          <w:color w:val="1E2F38"/>
-          <w:sz w:val="22"/>
-        </w:rPr>
-        <w:t>Diverse regional representation from East Africa / Uganda</w:t>
-      </w:r>
-    </w:p>
-    <w:p>
-      <w:pPr>
-        <w:spacing w:before="280" w:after="100"/>
-      </w:pPr>
-      <w:r>
-        <w:rPr>
-          <w:rFonts w:ascii="Calibri" w:hAnsi="Calibri" w:eastAsia="Calibri"/>
-          <w:b/>
-          <w:i w:val="0"/>
-          <w:color w:val="0A1F2E"/>
-          <w:sz w:val="36"/>
-        </w:rPr>
-        <w:t>3. The Problem We Address</w:t>
-      </w:r>
-    </w:p>
-    <w:p>
-      <w:pPr>
-        <w:spacing w:before="80" w:after="40"/>
         <w:jc w:val="center"/>
       </w:pPr>
       <w:r>
         <w:drawing>
           <wp:inline xmlns:a="http://schemas.openxmlformats.org/drawingml/2006/main" xmlns:pic="http://schemas.openxmlformats.org/drawingml/2006/picture">
-            <wp:extent cx="3430225" cy="2286000"/>
+            <wp:extent cx="4665106" cy="3108960"/>
             <wp:docPr id="2" name="Picture 2"/>
             <wp:cNvGraphicFramePr>
               <a:graphicFrameLocks noChangeAspect="1"/>
@@ -761,7 +220,7 @@
               <a:graphicData uri="http://schemas.openxmlformats.org/drawingml/2006/picture">
                 <pic:pic>
                   <pic:nvPicPr>
-                    <pic:cNvPr id="0" name="reactive_clinic_opt.jpg"/>
+                    <pic:cNvPr id="0" name="outreach_facilitator_canopy_01_opt.jpg"/>
                     <pic:cNvPicPr/>
                   </pic:nvPicPr>
                   <pic:blipFill>
@@ -773,7 +232,7 @@
                   <pic:spPr>
                     <a:xfrm>
                       <a:off x="0" y="0"/>
-                      <a:ext cx="3430225" cy="2286000"/>
+                      <a:ext cx="4665106" cy="3108960"/>
                     </a:xfrm>
                     <a:prstGeom prst="rect"/>
                   </pic:spPr>
@@ -786,7 +245,7 @@
     </w:p>
     <w:p>
       <w:pPr>
-        <w:spacing w:after="200" w:before="40" w:line="288" w:lineRule="auto"/>
+        <w:spacing w:after="200" w:line="293" w:lineRule="auto"/>
         <w:jc w:val="center"/>
       </w:pPr>
       <w:r>
@@ -797,12 +256,72 @@
           <w:color w:val="3A4A54"/>
           <w:sz w:val="18"/>
         </w:rPr>
-        <w:t>Reactive care waits for sickness before it responds</w:t>
+        <w:t>Community mobilisation under the canopy — where SRH conversations start</w:t>
       </w:r>
     </w:p>
     <w:p>
       <w:pPr>
-        <w:spacing w:after="160" w:before="0" w:line="288" w:lineRule="auto"/>
+        <w:pStyle w:val="ListBullet"/>
+      </w:pPr>
+      <w:r>
+        <w:rPr>
+          <w:rFonts w:ascii="Calibri" w:hAnsi="Calibri" w:eastAsia="Calibri"/>
+          <w:b w:val="0"/>
+          <w:i w:val="0"/>
+          <w:color w:val="1E2F38"/>
+          <w:sz w:val="22"/>
+        </w:rPr>
+        <w:t>School and community dialogues on adolescent SRH through FairBanks outreach</w:t>
+      </w:r>
+    </w:p>
+    <w:p>
+      <w:pPr>
+        <w:pStyle w:val="ListBullet"/>
+      </w:pPr>
+      <w:r>
+        <w:rPr>
+          <w:rFonts w:ascii="Calibri" w:hAnsi="Calibri" w:eastAsia="Calibri"/>
+          <w:b w:val="0"/>
+          <w:i w:val="0"/>
+          <w:color w:val="1E2F38"/>
+          <w:sz w:val="22"/>
+        </w:rPr>
+        <w:t>Maternal health education linking ANC uptake, safe pregnancy, and partner involvement</w:t>
+      </w:r>
+    </w:p>
+    <w:p>
+      <w:pPr>
+        <w:pStyle w:val="ListBullet"/>
+      </w:pPr>
+      <w:r>
+        <w:rPr>
+          <w:rFonts w:ascii="Calibri" w:hAnsi="Calibri" w:eastAsia="Calibri"/>
+          <w:b w:val="0"/>
+          <w:i w:val="0"/>
+          <w:color w:val="1E2F38"/>
+          <w:sz w:val="22"/>
+        </w:rPr>
+        <w:t>Digital content that meets young people where they are — without shame or jargon</w:t>
+      </w:r>
+    </w:p>
+    <w:p>
+      <w:pPr>
+        <w:pStyle w:val="ListBullet"/>
+      </w:pPr>
+      <w:r>
+        <w:rPr>
+          <w:rFonts w:ascii="Calibri" w:hAnsi="Calibri" w:eastAsia="Calibri"/>
+          <w:b w:val="0"/>
+          <w:i w:val="0"/>
+          <w:color w:val="1E2F38"/>
+          <w:sz w:val="22"/>
+        </w:rPr>
+        <w:t>Peer mobilisation through CHWs/VHTs who already hold community trust</w:t>
+      </w:r>
+    </w:p>
+    <w:p>
+      <w:pPr>
+        <w:spacing w:after="160" w:line="293" w:lineRule="auto"/>
         <w:jc w:val="left"/>
       </w:pPr>
       <w:r>
@@ -813,28 +332,12 @@
           <w:color w:val="1E2F38"/>
           <w:sz w:val="22"/>
         </w:rPr>
-        <w:t>SRH information often fails to reach young people where they live — or arrives without a trusted referral path to care.</w:t>
+        <w:t>FCHIP, our community health intelligence layer, helps us see where adolescent and maternal gaps cluster — so advocacy is evidence-informed, not guesswork.</w:t>
       </w:r>
     </w:p>
     <w:p>
       <w:pPr>
-        <w:spacing w:after="160" w:before="0" w:line="288" w:lineRule="auto"/>
-        <w:jc w:val="left"/>
-      </w:pPr>
-      <w:r>
-        <w:rPr>
-          <w:rFonts w:ascii="Calibri" w:hAnsi="Calibri" w:eastAsia="Calibri"/>
-          <w:b w:val="0"/>
-          <w:i w:val="0"/>
-          <w:color w:val="1E2F38"/>
-          <w:sz w:val="22"/>
-        </w:rPr>
-        <w:t>Ambassadors need more than slogans: they need community platforms and health partners.</w:t>
-      </w:r>
-    </w:p>
-    <w:p>
-      <w:pPr>
-        <w:spacing w:before="280" w:after="100"/>
+        <w:spacing w:before="280" w:after="120"/>
       </w:pPr>
       <w:r>
         <w:rPr>
@@ -842,20 +345,19 @@
           <w:b/>
           <w:i w:val="0"/>
           <w:color w:val="0A1F2E"/>
-          <w:sz w:val="36"/>
+          <w:sz w:val="40"/>
         </w:rPr>
-        <w:t>4. Our Solution: FCHIP &amp; Community Reach</w:t>
+        <w:t>3. Community mobilisation in Kampala</w:t>
       </w:r>
     </w:p>
     <w:p>
       <w:pPr>
-        <w:spacing w:before="80" w:after="40"/>
         <w:jc w:val="center"/>
       </w:pPr>
       <w:r>
         <w:drawing>
           <wp:inline xmlns:a="http://schemas.openxmlformats.org/drawingml/2006/main" xmlns:pic="http://schemas.openxmlformats.org/drawingml/2006/picture">
-            <wp:extent cx="4390688" cy="2926080"/>
+            <wp:extent cx="4663440" cy="3108960"/>
             <wp:docPr id="3" name="Picture 3"/>
             <wp:cNvGraphicFramePr>
               <a:graphicFrameLocks noChangeAspect="1"/>
@@ -864,7 +366,7 @@
               <a:graphicData uri="http://schemas.openxmlformats.org/drawingml/2006/picture">
                 <pic:pic>
                   <pic:nvPicPr>
-                    <pic:cNvPr id="0" name="data_flow_iso_labeled_opt.jpg"/>
+                    <pic:cNvPr id="0" name="outreach_audience_discussion_01_opt.jpg"/>
                     <pic:cNvPicPr/>
                   </pic:nvPicPr>
                   <pic:blipFill>
@@ -876,7 +378,7 @@
                   <pic:spPr>
                     <a:xfrm>
                       <a:off x="0" y="0"/>
-                      <a:ext cx="4390688" cy="2926080"/>
+                      <a:ext cx="4663440" cy="3108960"/>
                     </a:xfrm>
                     <a:prstGeom prst="rect"/>
                   </pic:spPr>
@@ -889,7 +391,7 @@
     </w:p>
     <w:p>
       <w:pPr>
-        <w:spacing w:after="200" w:before="40" w:line="288" w:lineRule="auto"/>
+        <w:spacing w:after="200" w:line="293" w:lineRule="auto"/>
         <w:jc w:val="center"/>
       </w:pPr>
       <w:r>
@@ -900,12 +402,12 @@
           <w:color w:val="3A4A54"/>
           <w:sz w:val="18"/>
         </w:rPr>
-        <w:t>Community signals → capture → FCHIP intelligence → action</w:t>
+        <w:t>Dialogue-first mobilisation — peers, CHWs, and facilitators together</w:t>
       </w:r>
     </w:p>
     <w:p>
       <w:pPr>
-        <w:spacing w:after="160" w:before="0" w:line="288" w:lineRule="auto"/>
+        <w:spacing w:after="160" w:line="293" w:lineRule="auto"/>
         <w:jc w:val="left"/>
       </w:pPr>
       <w:r>
@@ -916,12 +418,87 @@
           <w:color w:val="1E2F38"/>
           <w:sz w:val="22"/>
         </w:rPr>
-        <w:t>FairBanks youth ambassadors will pair AUDA-NEPAD advocacy with Community Reach dialogues, school health touchpoints, and clear referral to clinical care.</w:t>
+        <w:t>In Bukoto, Kyebando, Kisaasi, Kamwokya, Kikaaya, and surrounding communities we run outreach on maternal health, adolescent wellbeing, chronic screening, and home visits. CHWs and VHTs translate SRH messages into trusted, local action.</w:t>
       </w:r>
     </w:p>
     <w:p>
       <w:pPr>
-        <w:spacing w:after="160" w:before="0" w:line="288" w:lineRule="auto"/>
+        <w:spacing w:before="280" w:after="120"/>
+      </w:pPr>
+      <w:r>
+        <w:rPr>
+          <w:rFonts w:ascii="Calibri" w:hAnsi="Calibri" w:eastAsia="Calibri"/>
+          <w:b/>
+          <w:i w:val="0"/>
+          <w:color w:val="0A1F2E"/>
+          <w:sz w:val="40"/>
+        </w:rPr>
+        <w:t>4. Energize Africa and Agenda 2063 alignment</w:t>
+      </w:r>
+    </w:p>
+    <w:p>
+      <w:pPr>
+        <w:pStyle w:val="ListBullet"/>
+      </w:pPr>
+      <w:r>
+        <w:rPr>
+          <w:rFonts w:ascii="Calibri" w:hAnsi="Calibri" w:eastAsia="Calibri"/>
+          <w:b w:val="0"/>
+          <w:i w:val="0"/>
+          <w:color w:val="1E2F38"/>
+          <w:sz w:val="22"/>
+        </w:rPr>
+        <w:t>Youth as co-creators — not passive beneficiaries — in SRH programming</w:t>
+      </w:r>
+    </w:p>
+    <w:p>
+      <w:pPr>
+        <w:pStyle w:val="ListBullet"/>
+      </w:pPr>
+      <w:r>
+        <w:rPr>
+          <w:rFonts w:ascii="Calibri" w:hAnsi="Calibri" w:eastAsia="Calibri"/>
+          <w:b w:val="0"/>
+          <w:i w:val="0"/>
+          <w:color w:val="1E2F38"/>
+          <w:sz w:val="22"/>
+        </w:rPr>
+        <w:t>Grassroots realities from Kampala communities informing continental advocacy</w:t>
+      </w:r>
+    </w:p>
+    <w:p>
+      <w:pPr>
+        <w:pStyle w:val="ListBullet"/>
+      </w:pPr>
+      <w:r>
+        <w:rPr>
+          <w:rFonts w:ascii="Calibri" w:hAnsi="Calibri" w:eastAsia="Calibri"/>
+          <w:b w:val="0"/>
+          <w:i w:val="0"/>
+          <w:color w:val="1E2F38"/>
+          <w:sz w:val="22"/>
+        </w:rPr>
+        <w:t>Linking SRH to livelihoods, education, and the demographic dividend</w:t>
+      </w:r>
+    </w:p>
+    <w:p>
+      <w:pPr>
+        <w:pStyle w:val="ListBullet"/>
+      </w:pPr>
+      <w:r>
+        <w:rPr>
+          <w:rFonts w:ascii="Calibri" w:hAnsi="Calibri" w:eastAsia="Calibri"/>
+          <w:b w:val="0"/>
+          <w:i w:val="0"/>
+          <w:color w:val="1E2F38"/>
+          <w:sz w:val="22"/>
+        </w:rPr>
+        <w:t>Amplifying AUDA-NEPAD frameworks through lived FairBanks field experience</w:t>
+      </w:r>
+    </w:p>
+    <w:p>
+      <w:pPr>
+        <w:spacing w:after="160" w:line="293" w:lineRule="auto"/>
         <w:jc w:val="left"/>
       </w:pPr>
       <w:r>
@@ -932,460 +509,12 @@
           <w:color w:val="1E2F38"/>
           <w:sz w:val="22"/>
         </w:rPr>
-        <w:t>Where appropriate, FCHIP data (with privacy safeguards) can show where adolescent health gaps are rising — so advocacy targets the right places.</w:t>
+        <w:t>Goal 18 — engaged and empowered youth — is not a poster on our wall. It is the design principle for how we run programmes and how I would represent youth SRH continentally.</w:t>
       </w:r>
     </w:p>
     <w:p>
       <w:pPr>
-        <w:spacing w:before="180" w:after="100"/>
-      </w:pPr>
-      <w:r>
-        <w:rPr>
-          <w:rFonts w:ascii="Calibri" w:hAnsi="Calibri" w:eastAsia="Calibri"/>
-          <w:b/>
-          <w:i w:val="0"/>
-          <w:color w:val="0D6E6E"/>
-          <w:sz w:val="26"/>
-        </w:rPr>
-        <w:t>4.1 Deep technology core</w:t>
-      </w:r>
-    </w:p>
-    <w:tbl>
-      <w:tblPr>
-        <w:tblW w:type="auto" w:w="0"/>
-        <w:jc w:val="center"/>
-        <w:tblLook w:firstColumn="1" w:firstRow="1" w:lastColumn="0" w:lastRow="0" w:noHBand="0" w:noVBand="1" w:val="04A0"/>
-      </w:tblPr>
-      <w:tblGrid>
-        <w:gridCol w:w="4896"/>
-        <w:gridCol w:w="4896"/>
-      </w:tblGrid>
-      <w:tr>
-        <w:tc>
-          <w:tcPr>
-            <w:tcW w:type="dxa" w:w="3168"/>
-            <w:shd w:fill="0D6E6E"/>
-            <w:tcBorders>
-              <w:top w:val="single" w:sz="8" w:color="0D6E6E"/>
-              <w:left w:val="single" w:sz="8" w:color="0D6E6E"/>
-              <w:bottom w:val="single" w:sz="8" w:color="0D6E6E"/>
-              <w:right w:val="single" w:sz="8" w:color="0D6E6E"/>
-            </w:tcBorders>
-          </w:tcPr>
-          <w:p>
-            <w:r/>
-            <w:r>
-              <w:rPr>
-                <w:rFonts w:ascii="Calibri" w:hAnsi="Calibri" w:eastAsia="Calibri"/>
-                <w:b/>
-                <w:i w:val="0"/>
-                <w:color w:val="FFFFFF"/>
-                <w:sz w:val="20"/>
-              </w:rPr>
-              <w:t>Technology</w:t>
-            </w:r>
-          </w:p>
-        </w:tc>
-        <w:tc>
-          <w:tcPr>
-            <w:tcW w:type="dxa" w:w="6048"/>
-            <w:shd w:fill="0D6E6E"/>
-            <w:tcBorders>
-              <w:top w:val="single" w:sz="8" w:color="0D6E6E"/>
-              <w:left w:val="single" w:sz="8" w:color="0D6E6E"/>
-              <w:bottom w:val="single" w:sz="8" w:color="0D6E6E"/>
-              <w:right w:val="single" w:sz="8" w:color="0D6E6E"/>
-            </w:tcBorders>
-          </w:tcPr>
-          <w:p>
-            <w:r/>
-            <w:r>
-              <w:rPr>
-                <w:rFonts w:ascii="Calibri" w:hAnsi="Calibri" w:eastAsia="Calibri"/>
-                <w:b/>
-                <w:i w:val="0"/>
-                <w:color w:val="FFFFFF"/>
-                <w:sz w:val="20"/>
-              </w:rPr>
-              <w:t>Role</w:t>
-            </w:r>
-          </w:p>
-        </w:tc>
-      </w:tr>
-      <w:tr>
-        <w:tc>
-          <w:tcPr>
-            <w:tcW w:type="dxa" w:w="3168"/>
-            <w:tcBorders>
-              <w:top w:val="single" w:sz="8" w:color="D0DCDC"/>
-              <w:left w:val="single" w:sz="8" w:color="D0DCDC"/>
-              <w:bottom w:val="single" w:sz="8" w:color="D0DCDC"/>
-              <w:right w:val="single" w:sz="8" w:color="D0DCDC"/>
-            </w:tcBorders>
-          </w:tcPr>
-          <w:p>
-            <w:r/>
-            <w:r>
-              <w:rPr>
-                <w:rFonts w:ascii="Calibri" w:hAnsi="Calibri" w:eastAsia="Calibri"/>
-                <w:b w:val="0"/>
-                <w:i w:val="0"/>
-                <w:color w:val="1E2F38"/>
-                <w:sz w:val="20"/>
-              </w:rPr>
-              <w:t>Artificial Intelligence</w:t>
-            </w:r>
-          </w:p>
-        </w:tc>
-        <w:tc>
-          <w:tcPr>
-            <w:tcW w:type="dxa" w:w="6048"/>
-            <w:tcBorders>
-              <w:top w:val="single" w:sz="8" w:color="D0DCDC"/>
-              <w:left w:val="single" w:sz="8" w:color="D0DCDC"/>
-              <w:bottom w:val="single" w:sz="8" w:color="D0DCDC"/>
-              <w:right w:val="single" w:sz="8" w:color="D0DCDC"/>
-            </w:tcBorders>
-          </w:tcPr>
-          <w:p>
-            <w:r/>
-            <w:r>
-              <w:rPr>
-                <w:rFonts w:ascii="Calibri" w:hAnsi="Calibri" w:eastAsia="Calibri"/>
-                <w:b w:val="0"/>
-                <w:i w:val="0"/>
-                <w:color w:val="1E2F38"/>
-                <w:sz w:val="20"/>
-              </w:rPr>
-              <w:t>Outbreak early warning; maternal and NCD risk scoring</w:t>
-            </w:r>
-          </w:p>
-        </w:tc>
-      </w:tr>
-      <w:tr>
-        <w:tc>
-          <w:tcPr>
-            <w:tcW w:type="dxa" w:w="3168"/>
-            <w:shd w:fill="F7F5F0"/>
-            <w:tcBorders>
-              <w:top w:val="single" w:sz="8" w:color="D0DCDC"/>
-              <w:left w:val="single" w:sz="8" w:color="D0DCDC"/>
-              <w:bottom w:val="single" w:sz="8" w:color="D0DCDC"/>
-              <w:right w:val="single" w:sz="8" w:color="D0DCDC"/>
-            </w:tcBorders>
-          </w:tcPr>
-          <w:p>
-            <w:r/>
-            <w:r>
-              <w:rPr>
-                <w:rFonts w:ascii="Calibri" w:hAnsi="Calibri" w:eastAsia="Calibri"/>
-                <w:b w:val="0"/>
-                <w:i w:val="0"/>
-                <w:color w:val="1E2F38"/>
-                <w:sz w:val="20"/>
-              </w:rPr>
-              <w:t>Machine Learning</w:t>
-            </w:r>
-          </w:p>
-        </w:tc>
-        <w:tc>
-          <w:tcPr>
-            <w:tcW w:type="dxa" w:w="6048"/>
-            <w:shd w:fill="F7F5F0"/>
-            <w:tcBorders>
-              <w:top w:val="single" w:sz="8" w:color="D0DCDC"/>
-              <w:left w:val="single" w:sz="8" w:color="D0DCDC"/>
-              <w:bottom w:val="single" w:sz="8" w:color="D0DCDC"/>
-              <w:right w:val="single" w:sz="8" w:color="D0DCDC"/>
-            </w:tcBorders>
-          </w:tcPr>
-          <w:p>
-            <w:r/>
-            <w:r>
-              <w:rPr>
-                <w:rFonts w:ascii="Calibri" w:hAnsi="Calibri" w:eastAsia="Calibri"/>
-                <w:b w:val="0"/>
-                <w:i w:val="0"/>
-                <w:color w:val="1E2F38"/>
-                <w:sz w:val="20"/>
-              </w:rPr>
-              <w:t>Learn from community patterns, seasons, and outreach outcomes</w:t>
-            </w:r>
-          </w:p>
-        </w:tc>
-      </w:tr>
-      <w:tr>
-        <w:tc>
-          <w:tcPr>
-            <w:tcW w:type="dxa" w:w="3168"/>
-            <w:tcBorders>
-              <w:top w:val="single" w:sz="8" w:color="D0DCDC"/>
-              <w:left w:val="single" w:sz="8" w:color="D0DCDC"/>
-              <w:bottom w:val="single" w:sz="8" w:color="D0DCDC"/>
-              <w:right w:val="single" w:sz="8" w:color="D0DCDC"/>
-            </w:tcBorders>
-          </w:tcPr>
-          <w:p>
-            <w:r/>
-            <w:r>
-              <w:rPr>
-                <w:rFonts w:ascii="Calibri" w:hAnsi="Calibri" w:eastAsia="Calibri"/>
-                <w:b w:val="0"/>
-                <w:i w:val="0"/>
-                <w:color w:val="1E2F38"/>
-                <w:sz w:val="20"/>
-              </w:rPr>
-              <w:t>GIS Mapping</w:t>
-            </w:r>
-          </w:p>
-        </w:tc>
-        <w:tc>
-          <w:tcPr>
-            <w:tcW w:type="dxa" w:w="6048"/>
-            <w:tcBorders>
-              <w:top w:val="single" w:sz="8" w:color="D0DCDC"/>
-              <w:left w:val="single" w:sz="8" w:color="D0DCDC"/>
-              <w:bottom w:val="single" w:sz="8" w:color="D0DCDC"/>
-              <w:right w:val="single" w:sz="8" w:color="D0DCDC"/>
-            </w:tcBorders>
-          </w:tcPr>
-          <w:p>
-            <w:r/>
-            <w:r>
-              <w:rPr>
-                <w:rFonts w:ascii="Calibri" w:hAnsi="Calibri" w:eastAsia="Calibri"/>
-                <w:b w:val="0"/>
-                <w:i w:val="0"/>
-                <w:color w:val="1E2F38"/>
-                <w:sz w:val="20"/>
-              </w:rPr>
-              <w:t>Disease distribution, hotspots, and resource gaps</w:t>
-            </w:r>
-          </w:p>
-        </w:tc>
-      </w:tr>
-      <w:tr>
-        <w:tc>
-          <w:tcPr>
-            <w:tcW w:type="dxa" w:w="3168"/>
-            <w:shd w:fill="F7F5F0"/>
-            <w:tcBorders>
-              <w:top w:val="single" w:sz="8" w:color="D0DCDC"/>
-              <w:left w:val="single" w:sz="8" w:color="D0DCDC"/>
-              <w:bottom w:val="single" w:sz="8" w:color="D0DCDC"/>
-              <w:right w:val="single" w:sz="8" w:color="D0DCDC"/>
-            </w:tcBorders>
-          </w:tcPr>
-          <w:p>
-            <w:r/>
-            <w:r>
-              <w:rPr>
-                <w:rFonts w:ascii="Calibri" w:hAnsi="Calibri" w:eastAsia="Calibri"/>
-                <w:b w:val="0"/>
-                <w:i w:val="0"/>
-                <w:color w:val="1E2F38"/>
-                <w:sz w:val="20"/>
-              </w:rPr>
-              <w:t>Mobile Data Collection</w:t>
-            </w:r>
-          </w:p>
-        </w:tc>
-        <w:tc>
-          <w:tcPr>
-            <w:tcW w:type="dxa" w:w="6048"/>
-            <w:shd w:fill="F7F5F0"/>
-            <w:tcBorders>
-              <w:top w:val="single" w:sz="8" w:color="D0DCDC"/>
-              <w:left w:val="single" w:sz="8" w:color="D0DCDC"/>
-              <w:bottom w:val="single" w:sz="8" w:color="D0DCDC"/>
-              <w:right w:val="single" w:sz="8" w:color="D0DCDC"/>
-            </w:tcBorders>
-          </w:tcPr>
-          <w:p>
-            <w:r/>
-            <w:r>
-              <w:rPr>
-                <w:rFonts w:ascii="Calibri" w:hAnsi="Calibri" w:eastAsia="Calibri"/>
-                <w:b w:val="0"/>
-                <w:i w:val="0"/>
-                <w:color w:val="1E2F38"/>
-                <w:sz w:val="20"/>
-              </w:rPr>
-              <w:t>Offline-capable CHW/VHT capture at household level</w:t>
-            </w:r>
-          </w:p>
-        </w:tc>
-      </w:tr>
-      <w:tr>
-        <w:tc>
-          <w:tcPr>
-            <w:tcW w:type="dxa" w:w="3168"/>
-            <w:tcBorders>
-              <w:top w:val="single" w:sz="8" w:color="D0DCDC"/>
-              <w:left w:val="single" w:sz="8" w:color="D0DCDC"/>
-              <w:bottom w:val="single" w:sz="8" w:color="D0DCDC"/>
-              <w:right w:val="single" w:sz="8" w:color="D0DCDC"/>
-            </w:tcBorders>
-          </w:tcPr>
-          <w:p>
-            <w:r/>
-            <w:r>
-              <w:rPr>
-                <w:rFonts w:ascii="Calibri" w:hAnsi="Calibri" w:eastAsia="Calibri"/>
-                <w:b w:val="0"/>
-                <w:i w:val="0"/>
-                <w:color w:val="1E2F38"/>
-                <w:sz w:val="20"/>
-              </w:rPr>
-              <w:t>Cloud Computing</w:t>
-            </w:r>
-          </w:p>
-        </w:tc>
-        <w:tc>
-          <w:tcPr>
-            <w:tcW w:type="dxa" w:w="6048"/>
-            <w:tcBorders>
-              <w:top w:val="single" w:sz="8" w:color="D0DCDC"/>
-              <w:left w:val="single" w:sz="8" w:color="D0DCDC"/>
-              <w:bottom w:val="single" w:sz="8" w:color="D0DCDC"/>
-              <w:right w:val="single" w:sz="8" w:color="D0DCDC"/>
-            </w:tcBorders>
-          </w:tcPr>
-          <w:p>
-            <w:r/>
-            <w:r>
-              <w:rPr>
-                <w:rFonts w:ascii="Calibri" w:hAnsi="Calibri" w:eastAsia="Calibri"/>
-                <w:b w:val="0"/>
-                <w:i w:val="0"/>
-                <w:color w:val="1E2F38"/>
-                <w:sz w:val="20"/>
-              </w:rPr>
-              <w:t>Secure sync across facilities and partners</w:t>
-            </w:r>
-          </w:p>
-        </w:tc>
-      </w:tr>
-      <w:tr>
-        <w:tc>
-          <w:tcPr>
-            <w:tcW w:type="dxa" w:w="3168"/>
-            <w:shd w:fill="F7F5F0"/>
-            <w:tcBorders>
-              <w:top w:val="single" w:sz="8" w:color="D0DCDC"/>
-              <w:left w:val="single" w:sz="8" w:color="D0DCDC"/>
-              <w:bottom w:val="single" w:sz="8" w:color="D0DCDC"/>
-              <w:right w:val="single" w:sz="8" w:color="D0DCDC"/>
-            </w:tcBorders>
-          </w:tcPr>
-          <w:p>
-            <w:r/>
-            <w:r>
-              <w:rPr>
-                <w:rFonts w:ascii="Calibri" w:hAnsi="Calibri" w:eastAsia="Calibri"/>
-                <w:b w:val="0"/>
-                <w:i w:val="0"/>
-                <w:color w:val="1E2F38"/>
-                <w:sz w:val="20"/>
-              </w:rPr>
-              <w:t>Analytics Dashboards</w:t>
-            </w:r>
-          </w:p>
-        </w:tc>
-        <w:tc>
-          <w:tcPr>
-            <w:tcW w:type="dxa" w:w="6048"/>
-            <w:shd w:fill="F7F5F0"/>
-            <w:tcBorders>
-              <w:top w:val="single" w:sz="8" w:color="D0DCDC"/>
-              <w:left w:val="single" w:sz="8" w:color="D0DCDC"/>
-              <w:bottom w:val="single" w:sz="8" w:color="D0DCDC"/>
-              <w:right w:val="single" w:sz="8" w:color="D0DCDC"/>
-            </w:tcBorders>
-          </w:tcPr>
-          <w:p>
-            <w:r/>
-            <w:r>
-              <w:rPr>
-                <w:rFonts w:ascii="Calibri" w:hAnsi="Calibri" w:eastAsia="Calibri"/>
-                <w:b w:val="0"/>
-                <w:i w:val="0"/>
-                <w:color w:val="1E2F38"/>
-                <w:sz w:val="20"/>
-              </w:rPr>
-              <w:t>Real-time views for clinics, districts, and NGOs</w:t>
-            </w:r>
-          </w:p>
-        </w:tc>
-      </w:tr>
-    </w:tbl>
-    <w:p/>
-    <w:p>
-      <w:pPr>
-        <w:spacing w:before="180" w:after="100"/>
-      </w:pPr>
-      <w:r>
-        <w:rPr>
-          <w:rFonts w:ascii="Calibri" w:hAnsi="Calibri" w:eastAsia="Calibri"/>
-          <w:b/>
-          <w:i w:val="0"/>
-          <w:color w:val="0D6E6E"/>
-          <w:sz w:val="26"/>
-        </w:rPr>
-        <w:t>4.2 Priority use cases for this call</w:t>
-      </w:r>
-    </w:p>
-    <w:p>
-      <w:pPr>
-        <w:spacing w:after="80" w:before="0" w:line="288" w:lineRule="auto"/>
-        <w:jc w:val="left"/>
-      </w:pPr>
-      <w:r>
-        <w:rPr>
-          <w:rFonts w:ascii="Calibri" w:hAnsi="Calibri" w:eastAsia="Calibri"/>
-          <w:b w:val="0"/>
-          <w:i w:val="0"/>
-          <w:color w:val="1E2F38"/>
-          <w:sz w:val="22"/>
-        </w:rPr>
-        <w:t>Community dialogues: Youth-led SRH sessions linked to FairBanks outreach.</w:t>
-      </w:r>
-    </w:p>
-    <w:p>
-      <w:pPr>
-        <w:spacing w:after="80" w:before="0" w:line="288" w:lineRule="auto"/>
-        <w:jc w:val="left"/>
-      </w:pPr>
-      <w:r>
-        <w:rPr>
-          <w:rFonts w:ascii="Calibri" w:hAnsi="Calibri" w:eastAsia="Calibri"/>
-          <w:b w:val="0"/>
-          <w:i w:val="0"/>
-          <w:color w:val="1E2F38"/>
-          <w:sz w:val="22"/>
-        </w:rPr>
-        <w:t>Digital advocacy: Responsible content that drives people to care, not panic.</w:t>
-      </w:r>
-    </w:p>
-    <w:p>
-      <w:pPr>
-        <w:spacing w:after="80" w:before="0" w:line="288" w:lineRule="auto"/>
-        <w:jc w:val="left"/>
-      </w:pPr>
-      <w:r>
-        <w:rPr>
-          <w:rFonts w:ascii="Calibri" w:hAnsi="Calibri" w:eastAsia="Calibri"/>
-          <w:b w:val="0"/>
-          <w:i w:val="0"/>
-          <w:color w:val="1E2F38"/>
-          <w:sz w:val="22"/>
-        </w:rPr>
-        <w:t>Referral bridge: Ambassadors connect peers to CHWs and clinic services.</w:t>
-      </w:r>
-    </w:p>
-    <w:p>
-      <w:pPr>
-        <w:spacing w:before="280" w:after="100"/>
+        <w:spacing w:before="280" w:after="120"/>
       </w:pPr>
       <w:r>
         <w:rPr>
@@ -1393,303 +522,19 @@
           <w:b/>
           <w:i w:val="0"/>
           <w:color w:val="0A1F2E"/>
-          <w:sz w:val="36"/>
+          <w:sz w:val="40"/>
         </w:rPr>
-        <w:t>5. Fit to Programme Criteria</w:t>
-      </w:r>
-    </w:p>
-    <w:tbl>
-      <w:tblPr>
-        <w:tblW w:type="auto" w:w="0"/>
-        <w:jc w:val="center"/>
-        <w:tblLook w:firstColumn="1" w:firstRow="1" w:lastColumn="0" w:lastRow="0" w:noHBand="0" w:noVBand="1" w:val="04A0"/>
-      </w:tblPr>
-      <w:tblGrid>
-        <w:gridCol w:w="4896"/>
-        <w:gridCol w:w="4896"/>
-      </w:tblGrid>
-      <w:tr>
-        <w:tc>
-          <w:tcPr>
-            <w:tcW w:type="dxa" w:w="3456"/>
-            <w:shd w:fill="0D6E6E"/>
-            <w:tcBorders>
-              <w:top w:val="single" w:sz="8" w:color="0D6E6E"/>
-              <w:left w:val="single" w:sz="8" w:color="0D6E6E"/>
-              <w:bottom w:val="single" w:sz="8" w:color="0D6E6E"/>
-              <w:right w:val="single" w:sz="8" w:color="0D6E6E"/>
-            </w:tcBorders>
-          </w:tcPr>
-          <w:p>
-            <w:r/>
-            <w:r>
-              <w:rPr>
-                <w:rFonts w:ascii="Calibri" w:hAnsi="Calibri" w:eastAsia="Calibri"/>
-                <w:b/>
-                <w:i w:val="0"/>
-                <w:color w:val="FFFFFF"/>
-                <w:sz w:val="20"/>
-              </w:rPr>
-              <w:t>Criterion / theme</w:t>
-            </w:r>
-          </w:p>
-        </w:tc>
-        <w:tc>
-          <w:tcPr>
-            <w:tcW w:type="dxa" w:w="5760"/>
-            <w:shd w:fill="0D6E6E"/>
-            <w:tcBorders>
-              <w:top w:val="single" w:sz="8" w:color="0D6E6E"/>
-              <w:left w:val="single" w:sz="8" w:color="0D6E6E"/>
-              <w:bottom w:val="single" w:sz="8" w:color="0D6E6E"/>
-              <w:right w:val="single" w:sz="8" w:color="0D6E6E"/>
-            </w:tcBorders>
-          </w:tcPr>
-          <w:p>
-            <w:r/>
-            <w:r>
-              <w:rPr>
-                <w:rFonts w:ascii="Calibri" w:hAnsi="Calibri" w:eastAsia="Calibri"/>
-                <w:b/>
-                <w:i w:val="0"/>
-                <w:color w:val="FFFFFF"/>
-                <w:sz w:val="20"/>
-              </w:rPr>
-              <w:t>How we respond</w:t>
-            </w:r>
-          </w:p>
-        </w:tc>
-      </w:tr>
-      <w:tr>
-        <w:tc>
-          <w:tcPr>
-            <w:tcW w:type="dxa" w:w="3456"/>
-            <w:tcBorders>
-              <w:top w:val="single" w:sz="8" w:color="D0DCDC"/>
-              <w:left w:val="single" w:sz="8" w:color="D0DCDC"/>
-              <w:bottom w:val="single" w:sz="8" w:color="D0DCDC"/>
-              <w:right w:val="single" w:sz="8" w:color="D0DCDC"/>
-            </w:tcBorders>
-          </w:tcPr>
-          <w:p>
-            <w:r/>
-            <w:r>
-              <w:rPr>
-                <w:rFonts w:ascii="Calibri" w:hAnsi="Calibri" w:eastAsia="Calibri"/>
-                <w:b w:val="0"/>
-                <w:i w:val="0"/>
-                <w:color w:val="1E2F38"/>
-                <w:sz w:val="20"/>
-              </w:rPr>
-              <w:t>Ages 18–35, AU citizens</w:t>
-            </w:r>
-          </w:p>
-        </w:tc>
-        <w:tc>
-          <w:tcPr>
-            <w:tcW w:type="dxa" w:w="5760"/>
-            <w:tcBorders>
-              <w:top w:val="single" w:sz="8" w:color="D0DCDC"/>
-              <w:left w:val="single" w:sz="8" w:color="D0DCDC"/>
-              <w:bottom w:val="single" w:sz="8" w:color="D0DCDC"/>
-              <w:right w:val="single" w:sz="8" w:color="D0DCDC"/>
-            </w:tcBorders>
-          </w:tcPr>
-          <w:p>
-            <w:r/>
-            <w:r>
-              <w:rPr>
-                <w:rFonts w:ascii="Calibri" w:hAnsi="Calibri" w:eastAsia="Calibri"/>
-                <w:b w:val="0"/>
-                <w:i w:val="0"/>
-                <w:color w:val="1E2F38"/>
-                <w:sz w:val="20"/>
-              </w:rPr>
-              <w:t>Ugandan youth applicants in range</w:t>
-            </w:r>
-          </w:p>
-        </w:tc>
-      </w:tr>
-      <w:tr>
-        <w:tc>
-          <w:tcPr>
-            <w:tcW w:type="dxa" w:w="3456"/>
-            <w:shd w:fill="F7F5F0"/>
-            <w:tcBorders>
-              <w:top w:val="single" w:sz="8" w:color="D0DCDC"/>
-              <w:left w:val="single" w:sz="8" w:color="D0DCDC"/>
-              <w:bottom w:val="single" w:sz="8" w:color="D0DCDC"/>
-              <w:right w:val="single" w:sz="8" w:color="D0DCDC"/>
-            </w:tcBorders>
-          </w:tcPr>
-          <w:p>
-            <w:r/>
-            <w:r>
-              <w:rPr>
-                <w:rFonts w:ascii="Calibri" w:hAnsi="Calibri" w:eastAsia="Calibri"/>
-                <w:b w:val="0"/>
-                <w:i w:val="0"/>
-                <w:color w:val="1E2F38"/>
-                <w:sz w:val="20"/>
-              </w:rPr>
-              <w:t>SRH commitment</w:t>
-            </w:r>
-          </w:p>
-        </w:tc>
-        <w:tc>
-          <w:tcPr>
-            <w:tcW w:type="dxa" w:w="5760"/>
-            <w:shd w:fill="F7F5F0"/>
-            <w:tcBorders>
-              <w:top w:val="single" w:sz="8" w:color="D0DCDC"/>
-              <w:left w:val="single" w:sz="8" w:color="D0DCDC"/>
-              <w:bottom w:val="single" w:sz="8" w:color="D0DCDC"/>
-              <w:right w:val="single" w:sz="8" w:color="D0DCDC"/>
-            </w:tcBorders>
-          </w:tcPr>
-          <w:p>
-            <w:r/>
-            <w:r>
-              <w:rPr>
-                <w:rFonts w:ascii="Calibri" w:hAnsi="Calibri" w:eastAsia="Calibri"/>
-                <w:b w:val="0"/>
-                <w:i w:val="0"/>
-                <w:color w:val="1E2F38"/>
-                <w:sz w:val="20"/>
-              </w:rPr>
-              <w:t>Active in maternal / adolescent community health work</w:t>
-            </w:r>
-          </w:p>
-        </w:tc>
-      </w:tr>
-      <w:tr>
-        <w:tc>
-          <w:tcPr>
-            <w:tcW w:type="dxa" w:w="3456"/>
-            <w:tcBorders>
-              <w:top w:val="single" w:sz="8" w:color="D0DCDC"/>
-              <w:left w:val="single" w:sz="8" w:color="D0DCDC"/>
-              <w:bottom w:val="single" w:sz="8" w:color="D0DCDC"/>
-              <w:right w:val="single" w:sz="8" w:color="D0DCDC"/>
-            </w:tcBorders>
-          </w:tcPr>
-          <w:p>
-            <w:r/>
-            <w:r>
-              <w:rPr>
-                <w:rFonts w:ascii="Calibri" w:hAnsi="Calibri" w:eastAsia="Calibri"/>
-                <w:b w:val="0"/>
-                <w:i w:val="0"/>
-                <w:color w:val="1E2F38"/>
-                <w:sz w:val="20"/>
-              </w:rPr>
-              <w:t>Digital presence</w:t>
-            </w:r>
-          </w:p>
-        </w:tc>
-        <w:tc>
-          <w:tcPr>
-            <w:tcW w:type="dxa" w:w="5760"/>
-            <w:tcBorders>
-              <w:top w:val="single" w:sz="8" w:color="D0DCDC"/>
-              <w:left w:val="single" w:sz="8" w:color="D0DCDC"/>
-              <w:bottom w:val="single" w:sz="8" w:color="D0DCDC"/>
-              <w:right w:val="single" w:sz="8" w:color="D0DCDC"/>
-            </w:tcBorders>
-          </w:tcPr>
-          <w:p>
-            <w:r/>
-            <w:r>
-              <w:rPr>
-                <w:rFonts w:ascii="Calibri" w:hAnsi="Calibri" w:eastAsia="Calibri"/>
-                <w:b w:val="0"/>
-                <w:i w:val="0"/>
-                <w:color w:val="1E2F38"/>
-                <w:sz w:val="20"/>
-              </w:rPr>
-              <w:t>Team can maintain responsible advocacy channels</w:t>
-            </w:r>
-          </w:p>
-        </w:tc>
-      </w:tr>
-      <w:tr>
-        <w:tc>
-          <w:tcPr>
-            <w:tcW w:type="dxa" w:w="3456"/>
-            <w:shd w:fill="F7F5F0"/>
-            <w:tcBorders>
-              <w:top w:val="single" w:sz="8" w:color="D0DCDC"/>
-              <w:left w:val="single" w:sz="8" w:color="D0DCDC"/>
-              <w:bottom w:val="single" w:sz="8" w:color="D0DCDC"/>
-              <w:right w:val="single" w:sz="8" w:color="D0DCDC"/>
-            </w:tcBorders>
-          </w:tcPr>
-          <w:p>
-            <w:r/>
-            <w:r>
-              <w:rPr>
-                <w:rFonts w:ascii="Calibri" w:hAnsi="Calibri" w:eastAsia="Calibri"/>
-                <w:b w:val="0"/>
-                <w:i w:val="0"/>
-                <w:color w:val="1E2F38"/>
-                <w:sz w:val="20"/>
-              </w:rPr>
-              <w:t>Voluntary service</w:t>
-            </w:r>
-          </w:p>
-        </w:tc>
-        <w:tc>
-          <w:tcPr>
-            <w:tcW w:type="dxa" w:w="5760"/>
-            <w:shd w:fill="F7F5F0"/>
-            <w:tcBorders>
-              <w:top w:val="single" w:sz="8" w:color="D0DCDC"/>
-              <w:left w:val="single" w:sz="8" w:color="D0DCDC"/>
-              <w:bottom w:val="single" w:sz="8" w:color="D0DCDC"/>
-              <w:right w:val="single" w:sz="8" w:color="D0DCDC"/>
-            </w:tcBorders>
-          </w:tcPr>
-          <w:p>
-            <w:r/>
-            <w:r>
-              <w:rPr>
-                <w:rFonts w:ascii="Calibri" w:hAnsi="Calibri" w:eastAsia="Calibri"/>
-                <w:b w:val="0"/>
-                <w:i w:val="0"/>
-                <w:color w:val="1E2F38"/>
-                <w:sz w:val="20"/>
-              </w:rPr>
-              <w:t>Clear understanding: recognition and training, not a salary</w:t>
-            </w:r>
-          </w:p>
-        </w:tc>
-      </w:tr>
-    </w:tbl>
-    <w:p/>
-    <w:p>
-      <w:pPr>
-        <w:spacing w:before="280" w:after="100"/>
-      </w:pPr>
-      <w:r>
-        <w:rPr>
-          <w:rFonts w:ascii="Calibri" w:hAnsi="Calibri" w:eastAsia="Calibri"/>
-          <w:b/>
-          <w:i w:val="0"/>
-          <w:color w:val="0A1F2E"/>
-          <w:sz w:val="36"/>
-        </w:rPr>
-        <w:t>6. Why FairBanks Is Ready</w:t>
+        <w:t>5. Ambassador commitments if selected</w:t>
       </w:r>
     </w:p>
     <w:p>
       <w:pPr>
-        <w:spacing w:before="80" w:after="40"/>
         <w:jc w:val="center"/>
       </w:pPr>
       <w:r>
         <w:drawing>
           <wp:inline xmlns:a="http://schemas.openxmlformats.org/drawingml/2006/main" xmlns:pic="http://schemas.openxmlformats.org/drawingml/2006/picture">
-            <wp:extent cx="4390688" cy="2926080"/>
+            <wp:extent cx="4663440" cy="3108960"/>
             <wp:docPr id="4" name="Picture 4"/>
             <wp:cNvGraphicFramePr>
               <a:graphicFrameLocks noChangeAspect="1"/>
@@ -1698,7 +543,7 @@
               <a:graphicData uri="http://schemas.openxmlformats.org/drawingml/2006/picture">
                 <pic:pic>
                   <pic:nvPicPr>
-                    <pic:cNvPr id="0" name="outreach_facilitator_canopy_01_opt.jpg"/>
+                    <pic:cNvPr id="0" name="outreach_training_presenter_01_opt.jpg"/>
                     <pic:cNvPicPr/>
                   </pic:nvPicPr>
                   <pic:blipFill>
@@ -1710,7 +555,7 @@
                   <pic:spPr>
                     <a:xfrm>
                       <a:off x="0" y="0"/>
-                      <a:ext cx="4390688" cy="2926080"/>
+                      <a:ext cx="4663440" cy="3108960"/>
                     </a:xfrm>
                     <a:prstGeom prst="rect"/>
                   </pic:spPr>
@@ -1723,7 +568,7 @@
     </w:p>
     <w:p>
       <w:pPr>
-        <w:spacing w:after="200" w:before="40" w:line="288" w:lineRule="auto"/>
+        <w:spacing w:after="200" w:line="293" w:lineRule="auto"/>
         <w:jc w:val="center"/>
       </w:pPr>
       <w:r>
@@ -1734,13 +579,12 @@
           <w:color w:val="3A4A54"/>
           <w:sz w:val="18"/>
         </w:rPr>
-        <w:t>Live outreach in Kampala-area communities</w:t>
+        <w:t>Training the next peer advocates through FairBanks pathways</w:t>
       </w:r>
     </w:p>
     <w:p>
       <w:pPr>
         <w:pStyle w:val="ListBullet"/>
-        <w:spacing w:after="60"/>
       </w:pPr>
       <w:r>
         <w:rPr>
@@ -1750,13 +594,12 @@
           <w:color w:val="1E2F38"/>
           <w:sz w:val="22"/>
         </w:rPr>
-        <w:t>Functioning FairBanks Medical Centre with clinic, pharmacy, and diagnostics</w:t>
+        <w:t>Monthly advocacy content tied to outreach calendars and adolescent/maternal programmes</w:t>
       </w:r>
     </w:p>
     <w:p>
       <w:pPr>
         <w:pStyle w:val="ListBullet"/>
-        <w:spacing w:after="60"/>
       </w:pPr>
       <w:r>
         <w:rPr>
@@ -1766,13 +609,12 @@
           <w:color w:val="1E2F38"/>
           <w:sz w:val="22"/>
         </w:rPr>
-        <w:t>Active Community Reach outreach in Bukoto, Kyebando, Kisaasi, Kamwokya, Kikaaya</w:t>
+        <w:t>Report anonymised community insights upward — what youth actually ask in the field</w:t>
       </w:r>
     </w:p>
     <w:p>
       <w:pPr>
         <w:pStyle w:val="ListBullet"/>
-        <w:spacing w:after="60"/>
       </w:pPr>
       <w:r>
         <w:rPr>
@@ -1782,13 +624,12 @@
           <w:color w:val="1E2F38"/>
           <w:sz w:val="22"/>
         </w:rPr>
-        <w:t>Trusted CHW and VHT relationships for household visits and referrals</w:t>
+        <w:t>Support A2DSRH and Energize Africa messaging with honest, local-language examples</w:t>
       </w:r>
     </w:p>
     <w:p>
       <w:pPr>
         <w:pStyle w:val="ListBullet"/>
-        <w:spacing w:after="60"/>
       </w:pPr>
       <w:r>
         <w:rPr>
@@ -1798,13 +639,28 @@
           <w:color w:val="1E2F38"/>
           <w:sz w:val="22"/>
         </w:rPr>
-        <w:t>Live programmes: maternal &amp; child health, Gericare, chronic-disease screening</w:t>
+        <w:t>Mentor younger peer advocates through FairBanks Community Reach volunteer pathways</w:t>
       </w:r>
     </w:p>
     <w:p>
       <w:pPr>
-        <w:pStyle w:val="ListBullet"/>
-        <w:spacing w:after="60"/>
+        <w:spacing w:before="280" w:after="120"/>
+      </w:pPr>
+      <w:r>
+        <w:rPr>
+          <w:rFonts w:ascii="Calibri" w:hAnsi="Calibri" w:eastAsia="Calibri"/>
+          <w:b/>
+          <w:i w:val="0"/>
+          <w:color w:val="0A1F2E"/>
+          <w:sz w:val="40"/>
+        </w:rPr>
+        <w:t>6. What the continental platform adds to this work</w:t>
+      </w:r>
+    </w:p>
+    <w:p>
+      <w:pPr>
+        <w:spacing w:after="160" w:line="293" w:lineRule="auto"/>
+        <w:jc w:val="left"/>
       </w:pPr>
       <w:r>
         <w:rPr>
@@ -1814,13 +670,12 @@
           <w:color w:val="1E2F38"/>
           <w:sz w:val="22"/>
         </w:rPr>
-        <w:t>Digital health records and outreach data ready to feed FCHIP</w:t>
+        <w:t>FairBanks will keep delivering care and outreach regardless. Ambassador status amplifies what already works — connecting Kampala field lessons to Africa-wide SRH dialogue.</w:t>
       </w:r>
     </w:p>
     <w:p>
       <w:pPr>
         <w:pStyle w:val="ListBullet"/>
-        <w:spacing w:after="60"/>
       </w:pPr>
       <w:r>
         <w:rPr>
@@ -1830,28 +685,12 @@
           <w:color w:val="1E2F38"/>
           <w:sz w:val="22"/>
         </w:rPr>
-        <w:t>Research and partnership mindset for ethical, evidence-based scale</w:t>
-      </w:r>
-    </w:p>
-    <w:p>
-      <w:pPr>
-        <w:spacing w:before="280" w:after="100"/>
-      </w:pPr>
-      <w:r>
-        <w:rPr>
-          <w:rFonts w:ascii="Calibri" w:hAnsi="Calibri" w:eastAsia="Calibri"/>
-          <w:b/>
-          <w:i w:val="0"/>
-          <w:color w:val="0A1F2E"/>
-          <w:sz w:val="36"/>
-        </w:rPr>
-        <w:t>7. Proposed Plan</w:t>
+        <w:t>Official ambassador recognition and continental SRH platforms</w:t>
       </w:r>
     </w:p>
     <w:p>
       <w:pPr>
         <w:pStyle w:val="ListBullet"/>
-        <w:spacing w:after="60"/>
       </w:pPr>
       <w:r>
         <w:rPr>
@@ -1861,13 +700,12 @@
           <w:color w:val="1E2F38"/>
           <w:sz w:val="22"/>
         </w:rPr>
-        <w:t>Complete ambassador onboarding and training requirements</w:t>
+        <w:t>Training, mentorship, and networking with policy and youth leaders</w:t>
       </w:r>
     </w:p>
     <w:p>
       <w:pPr>
         <w:pStyle w:val="ListBullet"/>
-        <w:spacing w:after="60"/>
       </w:pPr>
       <w:r>
         <w:rPr>
@@ -1877,13 +715,12 @@
           <w:color w:val="1E2F38"/>
           <w:sz w:val="22"/>
         </w:rPr>
-        <w:t>Run quarterly SRH awareness moments inside FairBanks outreach calendars</w:t>
+        <w:t>Visibility to translate Kampala outreach lessons into Africa-wide dialogue</w:t>
       </w:r>
     </w:p>
     <w:p>
       <w:pPr>
         <w:pStyle w:val="ListBullet"/>
-        <w:spacing w:after="60"/>
       </w:pPr>
       <w:r>
         <w:rPr>
@@ -1893,332 +730,17 @@
           <w:color w:val="1E2F38"/>
           <w:sz w:val="22"/>
         </w:rPr>
-        <w:t>Report activity and learning back to AUDA-NEPAD as required</w:t>
+        <w:t>Sponsored participation in selected AUDA-NEPAD engagements where appropriate</w:t>
       </w:r>
     </w:p>
     <w:p>
       <w:pPr>
-        <w:pStyle w:val="ListBullet"/>
-        <w:spacing w:after="60"/>
-      </w:pPr>
-      <w:r>
-        <w:rPr>
-          <w:rFonts w:ascii="Calibri" w:hAnsi="Calibri" w:eastAsia="Calibri"/>
-          <w:b w:val="0"/>
-          <w:i w:val="0"/>
-          <w:color w:val="1E2F38"/>
-          <w:sz w:val="22"/>
-        </w:rPr>
-        <w:t>Protect privacy and avoid sharing identifiable patient data in advocacy</w:t>
-      </w:r>
-    </w:p>
-    <w:p>
-      <w:pPr>
-        <w:spacing w:before="280" w:after="100"/>
-      </w:pPr>
-      <w:r>
-        <w:rPr>
-          <w:rFonts w:ascii="Calibri" w:hAnsi="Calibri" w:eastAsia="Calibri"/>
-          <w:b/>
-          <w:i w:val="0"/>
-          <w:color w:val="0A1F2E"/>
-          <w:sz w:val="36"/>
-        </w:rPr>
-        <w:t>8. Risks &amp; Safeguards</w:t>
-      </w:r>
-    </w:p>
-    <w:tbl>
-      <w:tblPr>
-        <w:tblW w:type="auto" w:w="0"/>
-        <w:jc w:val="center"/>
-        <w:tblLook w:firstColumn="1" w:firstRow="1" w:lastColumn="0" w:lastRow="0" w:noHBand="0" w:noVBand="1" w:val="04A0"/>
-      </w:tblPr>
-      <w:tblGrid>
-        <w:gridCol w:w="4896"/>
-        <w:gridCol w:w="4896"/>
-      </w:tblGrid>
-      <w:tr>
-        <w:tc>
-          <w:tcPr>
-            <w:tcW w:type="dxa" w:w="3456"/>
-            <w:shd w:fill="0D6E6E"/>
-            <w:tcBorders>
-              <w:top w:val="single" w:sz="8" w:color="0D6E6E"/>
-              <w:left w:val="single" w:sz="8" w:color="0D6E6E"/>
-              <w:bottom w:val="single" w:sz="8" w:color="0D6E6E"/>
-              <w:right w:val="single" w:sz="8" w:color="0D6E6E"/>
-            </w:tcBorders>
-          </w:tcPr>
-          <w:p>
-            <w:r/>
-            <w:r>
-              <w:rPr>
-                <w:rFonts w:ascii="Calibri" w:hAnsi="Calibri" w:eastAsia="Calibri"/>
-                <w:b/>
-                <w:i w:val="0"/>
-                <w:color w:val="FFFFFF"/>
-                <w:sz w:val="20"/>
-              </w:rPr>
-              <w:t>Risk</w:t>
-            </w:r>
-          </w:p>
-        </w:tc>
-        <w:tc>
-          <w:tcPr>
-            <w:tcW w:type="dxa" w:w="5760"/>
-            <w:shd w:fill="0D6E6E"/>
-            <w:tcBorders>
-              <w:top w:val="single" w:sz="8" w:color="0D6E6E"/>
-              <w:left w:val="single" w:sz="8" w:color="0D6E6E"/>
-              <w:bottom w:val="single" w:sz="8" w:color="0D6E6E"/>
-              <w:right w:val="single" w:sz="8" w:color="0D6E6E"/>
-            </w:tcBorders>
-          </w:tcPr>
-          <w:p>
-            <w:r/>
-            <w:r>
-              <w:rPr>
-                <w:rFonts w:ascii="Calibri" w:hAnsi="Calibri" w:eastAsia="Calibri"/>
-                <w:b/>
-                <w:i w:val="0"/>
-                <w:color w:val="FFFFFF"/>
-                <w:sz w:val="20"/>
-              </w:rPr>
-              <w:t>Mitigation</w:t>
-            </w:r>
-          </w:p>
-        </w:tc>
-      </w:tr>
-      <w:tr>
-        <w:tc>
-          <w:tcPr>
-            <w:tcW w:type="dxa" w:w="3456"/>
-            <w:tcBorders>
-              <w:top w:val="single" w:sz="8" w:color="D0DCDC"/>
-              <w:left w:val="single" w:sz="8" w:color="D0DCDC"/>
-              <w:bottom w:val="single" w:sz="8" w:color="D0DCDC"/>
-              <w:right w:val="single" w:sz="8" w:color="D0DCDC"/>
-            </w:tcBorders>
-          </w:tcPr>
-          <w:p>
-            <w:r/>
-            <w:r>
-              <w:rPr>
-                <w:rFonts w:ascii="Calibri" w:hAnsi="Calibri" w:eastAsia="Calibri"/>
-                <w:b w:val="0"/>
-                <w:i w:val="0"/>
-                <w:color w:val="1E2F38"/>
-                <w:sz w:val="20"/>
-              </w:rPr>
-              <w:t>Data quality in the field</w:t>
-            </w:r>
-          </w:p>
-        </w:tc>
-        <w:tc>
-          <w:tcPr>
-            <w:tcW w:type="dxa" w:w="5760"/>
-            <w:tcBorders>
-              <w:top w:val="single" w:sz="8" w:color="D0DCDC"/>
-              <w:left w:val="single" w:sz="8" w:color="D0DCDC"/>
-              <w:bottom w:val="single" w:sz="8" w:color="D0DCDC"/>
-              <w:right w:val="single" w:sz="8" w:color="D0DCDC"/>
-            </w:tcBorders>
-          </w:tcPr>
-          <w:p>
-            <w:r/>
-            <w:r>
-              <w:rPr>
-                <w:rFonts w:ascii="Calibri" w:hAnsi="Calibri" w:eastAsia="Calibri"/>
-                <w:b w:val="0"/>
-                <w:i w:val="0"/>
-                <w:color w:val="1E2F38"/>
-                <w:sz w:val="20"/>
-              </w:rPr>
-              <w:t>Structured forms, validation, CHW training and supervision</w:t>
-            </w:r>
-          </w:p>
-        </w:tc>
-      </w:tr>
-      <w:tr>
-        <w:tc>
-          <w:tcPr>
-            <w:tcW w:type="dxa" w:w="3456"/>
-            <w:shd w:fill="F7F5F0"/>
-            <w:tcBorders>
-              <w:top w:val="single" w:sz="8" w:color="D0DCDC"/>
-              <w:left w:val="single" w:sz="8" w:color="D0DCDC"/>
-              <w:bottom w:val="single" w:sz="8" w:color="D0DCDC"/>
-              <w:right w:val="single" w:sz="8" w:color="D0DCDC"/>
-            </w:tcBorders>
-          </w:tcPr>
-          <w:p>
-            <w:r/>
-            <w:r>
-              <w:rPr>
-                <w:rFonts w:ascii="Calibri" w:hAnsi="Calibri" w:eastAsia="Calibri"/>
-                <w:b w:val="0"/>
-                <w:i w:val="0"/>
-                <w:color w:val="1E2F38"/>
-                <w:sz w:val="20"/>
-              </w:rPr>
-              <w:t>Low digital literacy</w:t>
-            </w:r>
-          </w:p>
-        </w:tc>
-        <w:tc>
-          <w:tcPr>
-            <w:tcW w:type="dxa" w:w="5760"/>
-            <w:shd w:fill="F7F5F0"/>
-            <w:tcBorders>
-              <w:top w:val="single" w:sz="8" w:color="D0DCDC"/>
-              <w:left w:val="single" w:sz="8" w:color="D0DCDC"/>
-              <w:bottom w:val="single" w:sz="8" w:color="D0DCDC"/>
-              <w:right w:val="single" w:sz="8" w:color="D0DCDC"/>
-            </w:tcBorders>
-          </w:tcPr>
-          <w:p>
-            <w:r/>
-            <w:r>
-              <w:rPr>
-                <w:rFonts w:ascii="Calibri" w:hAnsi="Calibri" w:eastAsia="Calibri"/>
-                <w:b w:val="0"/>
-                <w:i w:val="0"/>
-                <w:color w:val="1E2F38"/>
-                <w:sz w:val="20"/>
-              </w:rPr>
-              <w:t>Simple offline UX, local-language support, supervised rollout</w:t>
-            </w:r>
-          </w:p>
-        </w:tc>
-      </w:tr>
-      <w:tr>
-        <w:tc>
-          <w:tcPr>
-            <w:tcW w:type="dxa" w:w="3456"/>
-            <w:tcBorders>
-              <w:top w:val="single" w:sz="8" w:color="D0DCDC"/>
-              <w:left w:val="single" w:sz="8" w:color="D0DCDC"/>
-              <w:bottom w:val="single" w:sz="8" w:color="D0DCDC"/>
-              <w:right w:val="single" w:sz="8" w:color="D0DCDC"/>
-            </w:tcBorders>
-          </w:tcPr>
-          <w:p>
-            <w:r/>
-            <w:r>
-              <w:rPr>
-                <w:rFonts w:ascii="Calibri" w:hAnsi="Calibri" w:eastAsia="Calibri"/>
-                <w:b w:val="0"/>
-                <w:i w:val="0"/>
-                <w:color w:val="1E2F38"/>
-                <w:sz w:val="20"/>
-              </w:rPr>
-              <w:t>Privacy and consent</w:t>
-            </w:r>
-          </w:p>
-        </w:tc>
-        <w:tc>
-          <w:tcPr>
-            <w:tcW w:type="dxa" w:w="5760"/>
-            <w:tcBorders>
-              <w:top w:val="single" w:sz="8" w:color="D0DCDC"/>
-              <w:left w:val="single" w:sz="8" w:color="D0DCDC"/>
-              <w:bottom w:val="single" w:sz="8" w:color="D0DCDC"/>
-              <w:right w:val="single" w:sz="8" w:color="D0DCDC"/>
-            </w:tcBorders>
-          </w:tcPr>
-          <w:p>
-            <w:r/>
-            <w:r>
-              <w:rPr>
-                <w:rFonts w:ascii="Calibri" w:hAnsi="Calibri" w:eastAsia="Calibri"/>
-                <w:b w:val="0"/>
-                <w:i w:val="0"/>
-                <w:color w:val="1E2F38"/>
-                <w:sz w:val="20"/>
-              </w:rPr>
-              <w:t>Ethical governance aligned with Uganda data protection rules</w:t>
-            </w:r>
-          </w:p>
-        </w:tc>
-      </w:tr>
-      <w:tr>
-        <w:tc>
-          <w:tcPr>
-            <w:tcW w:type="dxa" w:w="3456"/>
-            <w:shd w:fill="F7F5F0"/>
-            <w:tcBorders>
-              <w:top w:val="single" w:sz="8" w:color="D0DCDC"/>
-              <w:left w:val="single" w:sz="8" w:color="D0DCDC"/>
-              <w:bottom w:val="single" w:sz="8" w:color="D0DCDC"/>
-              <w:right w:val="single" w:sz="8" w:color="D0DCDC"/>
-            </w:tcBorders>
-          </w:tcPr>
-          <w:p>
-            <w:r/>
-            <w:r>
-              <w:rPr>
-                <w:rFonts w:ascii="Calibri" w:hAnsi="Calibri" w:eastAsia="Calibri"/>
-                <w:b w:val="0"/>
-                <w:i w:val="0"/>
-                <w:color w:val="1E2F38"/>
-                <w:sz w:val="20"/>
-              </w:rPr>
-              <w:t>Adoption by partners</w:t>
-            </w:r>
-          </w:p>
-        </w:tc>
-        <w:tc>
-          <w:tcPr>
-            <w:tcW w:type="dxa" w:w="5760"/>
-            <w:shd w:fill="F7F5F0"/>
-            <w:tcBorders>
-              <w:top w:val="single" w:sz="8" w:color="D0DCDC"/>
-              <w:left w:val="single" w:sz="8" w:color="D0DCDC"/>
-              <w:bottom w:val="single" w:sz="8" w:color="D0DCDC"/>
-              <w:right w:val="single" w:sz="8" w:color="D0DCDC"/>
-            </w:tcBorders>
-          </w:tcPr>
-          <w:p>
-            <w:r/>
-            <w:r>
-              <w:rPr>
-                <w:rFonts w:ascii="Calibri" w:hAnsi="Calibri" w:eastAsia="Calibri"/>
-                <w:b w:val="0"/>
-                <w:i w:val="0"/>
-                <w:color w:val="1E2F38"/>
-                <w:sz w:val="20"/>
-              </w:rPr>
-              <w:t>Co-design with CHWs, clinics, and district users from day one</w:t>
-            </w:r>
-          </w:p>
-        </w:tc>
-      </w:tr>
-    </w:tbl>
-    <w:p/>
-    <w:p>
-      <w:pPr>
-        <w:spacing w:before="280" w:after="100"/>
-      </w:pPr>
-      <w:r>
-        <w:rPr>
-          <w:rFonts w:ascii="Calibri" w:hAnsi="Calibri" w:eastAsia="Calibri"/>
-          <w:b/>
-          <w:i w:val="0"/>
-          <w:color w:val="0A1F2E"/>
-          <w:sz w:val="36"/>
-        </w:rPr>
-        <w:t>9. Closing Ask</w:t>
-      </w:r>
-    </w:p>
-    <w:p>
-      <w:pPr>
-        <w:spacing w:before="80" w:after="40"/>
         <w:jc w:val="center"/>
       </w:pPr>
       <w:r>
         <w:drawing>
           <wp:inline xmlns:a="http://schemas.openxmlformats.org/drawingml/2006/main" xmlns:pic="http://schemas.openxmlformats.org/drawingml/2006/picture">
-            <wp:extent cx="4390688" cy="2926080"/>
+            <wp:extent cx="4663440" cy="3108960"/>
             <wp:docPr id="5" name="Picture 5"/>
             <wp:cNvGraphicFramePr>
               <a:graphicFrameLocks noChangeAspect="1"/>
@@ -2227,7 +749,7 @@
               <a:graphicData uri="http://schemas.openxmlformats.org/drawingml/2006/picture">
                 <pic:pic>
                   <pic:nvPicPr>
-                    <pic:cNvPr id="0" name="outreach_audience_full_group_01_opt.jpg"/>
+                    <pic:cNvPr id="0" name="outreach_hands_raised_01_opt.jpg"/>
                     <pic:cNvPicPr/>
                   </pic:nvPicPr>
                   <pic:blipFill>
@@ -2239,7 +761,7 @@
                   <pic:spPr>
                     <a:xfrm>
                       <a:off x="0" y="0"/>
-                      <a:ext cx="4390688" cy="2926080"/>
+                      <a:ext cx="4663440" cy="3108960"/>
                     </a:xfrm>
                     <a:prstGeom prst="rect"/>
                   </pic:spPr>
@@ -2252,7 +774,7 @@
     </w:p>
     <w:p>
       <w:pPr>
-        <w:spacing w:after="200" w:before="40" w:line="288" w:lineRule="auto"/>
+        <w:spacing w:after="200" w:line="293" w:lineRule="auto"/>
         <w:jc w:val="center"/>
       </w:pPr>
       <w:r>
@@ -2263,44 +785,12 @@
           <w:color w:val="3A4A54"/>
           <w:sz w:val="18"/>
         </w:rPr>
-        <w:t>From community needs to lasting health impact</w:t>
+        <w:t>Youth SRH leadership rooted in community — Your health, our mission.</w:t>
       </w:r>
     </w:p>
     <w:p>
       <w:pPr>
-        <w:spacing w:after="160" w:before="0" w:line="288" w:lineRule="auto"/>
-        <w:jc w:val="left"/>
-      </w:pPr>
-      <w:r>
-        <w:rPr>
-          <w:rFonts w:ascii="Calibri" w:hAnsi="Calibri" w:eastAsia="Calibri"/>
-          <w:b w:val="0"/>
-          <w:i w:val="0"/>
-          <w:color w:val="1E2F38"/>
-          <w:sz w:val="22"/>
-        </w:rPr>
-        <w:t>AUDA-NEPAD needs youth who can move communities. FairBanks youth already work inside those communities.</w:t>
-      </w:r>
-    </w:p>
-    <w:p>
-      <w:pPr>
-        <w:spacing w:after="160" w:before="0" w:line="288" w:lineRule="auto"/>
-        <w:jc w:val="left"/>
-      </w:pPr>
-      <w:r>
-        <w:rPr>
-          <w:rFonts w:ascii="Calibri" w:hAnsi="Calibri" w:eastAsia="Calibri"/>
-          <w:b w:val="0"/>
-          <w:i w:val="0"/>
-          <w:color w:val="1E2F38"/>
-          <w:sz w:val="22"/>
-        </w:rPr>
-        <w:t>We ask for appointment as Youth SRH Ambassadors so continental goals meet local action.</w:t>
-      </w:r>
-    </w:p>
-    <w:p>
-      <w:pPr>
-        <w:spacing w:after="160" w:before="160" w:line="288" w:lineRule="auto"/>
+        <w:spacing w:after="160" w:line="293" w:lineRule="auto"/>
         <w:jc w:val="center"/>
       </w:pPr>
       <w:r>
@@ -2316,7 +806,7 @@
     </w:p>
     <w:p>
       <w:pPr>
-        <w:spacing w:after="160" w:before="160" w:line="288" w:lineRule="auto"/>
+        <w:spacing w:after="160" w:line="293" w:lineRule="auto"/>
         <w:jc w:val="center"/>
       </w:pPr>
       <w:r>
@@ -2327,7 +817,7 @@
           <w:color w:val="3A4A54"/>
           <w:sz w:val="16"/>
         </w:rPr>
-        <w:t>Aligned with: https://opportunitiesforyouth.org/2026/06/13/african-union-youth-srh-ambassadors-initiative-2026-apply-to-become-an-auda-nepad-youth-srh-ambassador/</w:t>
+        <w:t>Source: https://opportunitiesforyouth.org/2026/06/13/african-union-youth-srh-ambassadors-initiative-2026-apply-to-become-an-auda-nepad-youth-srh-ambassador/</w:t>
       </w:r>
     </w:p>
     <w:sectPr>

--- a/applications/auda-srh/documents/auda-srh_word.docx
+++ b/applications/auda-srh/documents/auda-srh_word.docx
@@ -47,7 +47,7 @@
           <w:color w:val="C45C26"/>
           <w:sz w:val="26"/>
         </w:rPr>
-        <w:t>FairBanks Community Reach · FCHIP</w:t>
+        <w:t>FairBanks Community Health Intelligence Platform (FCHIP)</w:t>
       </w:r>
     </w:p>
     <w:p>
